--- a/swh/docx/022.content.docx
+++ b/swh/docx/022.content.docx
@@ -19,7 +19,7 @@
         <w:rPr>
           <w:lang w:val="sw_KE" w:bidi="sw_KE"/>
         </w:rPr>
-        <w:t>Resource: Kamusi ya Biblia (Tyndale)</w:t>
+        <w:t>Resource: Tyndale Open Bible Dictionary</w:t>
       </w:r>
       <w:r>
         <w:rPr>
@@ -112,7 +112,7 @@
         <w:rPr>
           <w:lang w:val="sw_KE" w:bidi="sw_KE"/>
         </w:rPr>
-        <w:t>Kamusi ya Biblia (Tyndale)</w:t>
+        <w:t>Tyndale Open Bible Dictionary</w:t>
       </w:r>
     </w:p>
     <w:p>

--- a/swh/docx/022.content.docx
+++ b/swh/docx/022.content.docx
@@ -19,7 +19,7 @@
         <w:rPr>
           <w:lang w:val="sw_KE" w:bidi="sw_KE"/>
         </w:rPr>
-        <w:t>Resource: Tyndale Open Bible Dictionary</w:t>
+        <w:t>Resource: Aquifer Open Bible Dictionary</w:t>
       </w:r>
       <w:r>
         <w:rPr>
@@ -112,7 +112,7 @@
         <w:rPr>
           <w:lang w:val="sw_KE" w:bidi="sw_KE"/>
         </w:rPr>
-        <w:t>Tyndale Open Bible Dictionary</w:t>
+        <w:t>Aquifer Open Bible Dictionary</w:t>
       </w:r>
     </w:p>
     <w:p>

--- a/swh/docx/022.content.docx
+++ b/swh/docx/022.content.docx
@@ -369,72 +369,48 @@
         </w:rPr>
         <w:t xml:space="preserve">Kibao kimoja kinataja Sodoma, Gomora, na Soari. Kinaelezea Soari kuwa iko “katika eneo la Bela” (linganisha </w:t>
       </w:r>
-      <w:hyperlink r:id="rId13">
-        <w:r>
-          <w:rPr>
-            <w:lang w:val="sw_KE" w:bidi="sw_KE"/>
-          </w:rPr>
-          <w:rPr>
-            <w:color w:val="0000EE"/>
-            <w:u w:val="single"/>
-          </w:rPr>
-          <w:t>Mwanzo 14:2</w:t>
-        </w:r>
-      </w:hyperlink>
+      <w:r>
+        <w:rPr>
+          <w:lang w:val="sw_KE" w:bidi="sw_KE"/>
+        </w:rPr>
+        <w:t>Mwanzo 14:2</w:t>
+      </w:r>
       <w:r>
         <w:rPr>
           <w:lang w:val="sw_KE" w:bidi="sw_KE"/>
         </w:rPr>
         <w:t>). Kulingana na simulizi la kibiblia, Sodoma na Gomora ziliharibiwa katika siku za Abrahamu (</w:t>
       </w:r>
-      <w:hyperlink r:id="rId14">
-        <w:r>
-          <w:rPr>
-            <w:lang w:val="sw_KE" w:bidi="sw_KE"/>
-          </w:rPr>
-          <w:rPr>
-            <w:color w:val="0000EE"/>
-            <w:u w:val="single"/>
-          </w:rPr>
-          <w:t>Mwanzo 19:24–29</w:t>
-        </w:r>
-      </w:hyperlink>
+      <w:r>
+        <w:rPr>
+          <w:lang w:val="sw_KE" w:bidi="sw_KE"/>
+        </w:rPr>
+        <w:t>Mwanzo 19:24–29</w:t>
+      </w:r>
       <w:r>
         <w:rPr>
           <w:lang w:val="sw_KE" w:bidi="sw_KE"/>
         </w:rPr>
         <w:t xml:space="preserve">). Kwa hivyo, maelezo katika </w:t>
       </w:r>
-      <w:hyperlink r:id="rId15">
-        <w:r>
-          <w:rPr>
-            <w:lang w:val="sw_KE" w:bidi="sw_KE"/>
-          </w:rPr>
-          <w:rPr>
-            <w:color w:val="0000EE"/>
-            <w:u w:val="single"/>
-          </w:rPr>
-          <w:t>Mwanzo 14</w:t>
-        </w:r>
-      </w:hyperlink>
+      <w:r>
+        <w:rPr>
+          <w:lang w:val="sw_KE" w:bidi="sw_KE"/>
+        </w:rPr>
+        <w:t>Mwanzo 14</w:t>
+      </w:r>
       <w:r>
         <w:rPr>
           <w:lang w:val="sw_KE" w:bidi="sw_KE"/>
         </w:rPr>
         <w:t xml:space="preserve"> na </w:t>
       </w:r>
-      <w:hyperlink r:id="rId16">
-        <w:r>
-          <w:rPr>
-            <w:lang w:val="sw_KE" w:bidi="sw_KE"/>
-          </w:rPr>
-          <w:rPr>
-            <w:color w:val="0000EE"/>
-            <w:u w:val="single"/>
-          </w:rPr>
-          <w:t>19</w:t>
-        </w:r>
-      </w:hyperlink>
+      <w:r>
+        <w:rPr>
+          <w:lang w:val="sw_KE" w:bidi="sw_KE"/>
+        </w:rPr>
+        <w:t>19</w:t>
+      </w:r>
       <w:r>
         <w:rPr>
           <w:lang w:val="sw_KE" w:bidi="sw_KE"/>
@@ -740,18 +716,12 @@
         </w:rPr>
         <w:t xml:space="preserve"> kwa kweli ni jina takatifu (Bwana, Bwana), kuonekana kwake kunaibua swali muhimu. Katika </w:t>
       </w:r>
-      <w:hyperlink r:id="rId17">
-        <w:r>
-          <w:rPr>
-            <w:lang w:val="sw_KE" w:bidi="sw_KE"/>
-          </w:rPr>
-          <w:rPr>
-            <w:color w:val="0000EE"/>
-            <w:u w:val="single"/>
-          </w:rPr>
-          <w:t>Kutoka 6:3</w:t>
-        </w:r>
-      </w:hyperlink>
+      <w:r>
+        <w:rPr>
+          <w:lang w:val="sw_KE" w:bidi="sw_KE"/>
+        </w:rPr>
+        <w:t>Kutoka 6:3</w:t>
+      </w:r>
       <w:r>
         <w:rPr>
           <w:lang w:val="sw_KE" w:bidi="sw_KE"/>
@@ -886,18 +856,12 @@
         </w:rPr>
         <w:t xml:space="preserve">Vibao vya udongo kutoka Ebla vimetupa njia mpya ya kujifunza kuhusu historia ya zamani. Itachukua miaka mingi kuelewa kila kitu kilichoandikwa kwenye vibao hivi. Hata hivyo, baadhi ya mambo tayari ni wazi: ni vigumu kuamini kwamba hadithi kuhusu Abrahamu, Isaka, na Yakobo katika </w:t>
       </w:r>
-      <w:hyperlink r:id="rId18">
-        <w:r>
-          <w:rPr>
-            <w:lang w:val="sw_KE" w:bidi="sw_KE"/>
-          </w:rPr>
-          <w:rPr>
-            <w:color w:val="0000EE"/>
-            <w:u w:val="single"/>
-          </w:rPr>
-          <w:t>Mwanzo 11–35</w:t>
-        </w:r>
-      </w:hyperlink>
+      <w:r>
+        <w:rPr>
+          <w:lang w:val="sw_KE" w:bidi="sw_KE"/>
+        </w:rPr>
+        <w:t>Mwanzo 11–35</w:t>
+      </w:r>
       <w:r>
         <w:rPr>
           <w:lang w:val="sw_KE" w:bidi="sw_KE"/>
